--- a/docs/Informe_Ejecucion_Preliminar.docx
+++ b/docs/Informe_Ejecucion_Preliminar.docx
@@ -79,7 +79,7 @@
           <w:sz w:val="22"/>
           <w:szCs w:val="22"/>
         </w:rPr>
-        <w:t xml:space="preserve">Corpus utilizado: corpus_metadata.csv (324 utterances, 54 intenciones, 9 categorías). Partición: train=162, validation=81, test=81 (semilla=42). Vectorizador: TF-IDF (max_features=5000, ngram_range=[1,2]).</w:t>
+        <w:t xml:space="preserve">Corpus utilizado: corpus_metadata.csv (648 utterances, 54 intenciones, 9 categorías). Partición: train=486, validation=81, test=81 (semilla=42). Vectorizador: TF-IDF (max_features=5000, ngram_range=[1,2]).</w:t>
       </w:r>
     </w:p>
     <w:p>
@@ -198,13 +198,13 @@
             <w:r>
               <w:rPr>
                 <w:rFonts w:ascii="Times New Roman" w:cs="Times New Roman" w:eastAsia="Times New Roman" w:hAnsi="Times New Roman"/>
-                <w:b w:val="false"/>
-                <w:bCs w:val="false"/>
-                <w:color w:val="000000"/>
-                <w:sz w:val="20"/>
-                <w:szCs w:val="20"/>
-              </w:rPr>
-              <w:t xml:space="preserve">0.1</w:t>
+                <w:b/>
+                <w:bCs/>
+                <w:color w:val="000000"/>
+                <w:sz w:val="20"/>
+                <w:szCs w:val="20"/>
+              </w:rPr>
+              <w:t xml:space="preserve">0.1  (seleccionado)</w:t>
             </w:r>
           </w:p>
         </w:tc>
@@ -227,13 +227,13 @@
             <w:r>
               <w:rPr>
                 <w:rFonts w:ascii="Times New Roman" w:cs="Times New Roman" w:eastAsia="Times New Roman" w:hAnsi="Times New Roman"/>
-                <w:b w:val="false"/>
-                <w:bCs w:val="false"/>
-                <w:color w:val="000000"/>
-                <w:sz w:val="20"/>
-                <w:szCs w:val="20"/>
-              </w:rPr>
-              <w:t xml:space="preserve">0.288</w:t>
+                <w:b/>
+                <w:bCs/>
+                <w:color w:val="000000"/>
+                <w:sz w:val="20"/>
+                <w:szCs w:val="20"/>
+              </w:rPr>
+              <w:t xml:space="preserve">0.6303</w:t>
             </w:r>
           </w:p>
         </w:tc>
@@ -258,13 +258,13 @@
             <w:r>
               <w:rPr>
                 <w:rFonts w:ascii="Times New Roman" w:cs="Times New Roman" w:eastAsia="Times New Roman" w:hAnsi="Times New Roman"/>
-                <w:b/>
-                <w:bCs/>
-                <w:color w:val="000000"/>
-                <w:sz w:val="20"/>
-                <w:szCs w:val="20"/>
-              </w:rPr>
-              <w:t xml:space="preserve">1  (seleccionado)</w:t>
+                <w:b w:val="false"/>
+                <w:bCs w:val="false"/>
+                <w:color w:val="000000"/>
+                <w:sz w:val="20"/>
+                <w:szCs w:val="20"/>
+              </w:rPr>
+              <w:t xml:space="preserve">1</w:t>
             </w:r>
           </w:p>
         </w:tc>
@@ -287,13 +287,13 @@
             <w:r>
               <w:rPr>
                 <w:rFonts w:ascii="Times New Roman" w:cs="Times New Roman" w:eastAsia="Times New Roman" w:hAnsi="Times New Roman"/>
-                <w:b/>
-                <w:bCs/>
-                <w:color w:val="000000"/>
-                <w:sz w:val="20"/>
-                <w:szCs w:val="20"/>
-              </w:rPr>
-              <w:t xml:space="preserve">0.2986</w:t>
+                <w:b w:val="false"/>
+                <w:bCs w:val="false"/>
+                <w:color w:val="000000"/>
+                <w:sz w:val="20"/>
+                <w:szCs w:val="20"/>
+              </w:rPr>
+              <w:t xml:space="preserve">0.6179</w:t>
             </w:r>
           </w:p>
         </w:tc>
@@ -353,7 +353,7 @@
                 <w:sz w:val="20"/>
                 <w:szCs w:val="20"/>
               </w:rPr>
-              <w:t xml:space="preserve">0.2923</w:t>
+              <w:t xml:space="preserve">0.5829</w:t>
             </w:r>
           </w:p>
         </w:tc>
@@ -376,7 +376,7 @@
           <w:sz w:val="22"/>
           <w:szCs w:val="22"/>
         </w:rPr>
-        <w:t xml:space="preserve">Alternativa de regresión logística (C=1.0): F1-macro en validación = 0.3074.</w:t>
+        <w:t xml:space="preserve">Alternativa de regresión logística (C=1.0): F1-macro en validación = 0.5894.</w:t>
       </w:r>
     </w:p>
     <w:p>
@@ -530,7 +530,7 @@
                 <w:sz w:val="20"/>
                 <w:szCs w:val="20"/>
               </w:rPr>
-              <w:t xml:space="preserve">0.3827</w:t>
+              <w:t xml:space="preserve">0.642</w:t>
             </w:r>
           </w:p>
         </w:tc>
@@ -590,7 +590,7 @@
                 <w:sz w:val="20"/>
                 <w:szCs w:val="20"/>
               </w:rPr>
-              <w:t xml:space="preserve">0.3559</w:t>
+              <w:t xml:space="preserve">0.6631</w:t>
             </w:r>
           </w:p>
         </w:tc>
@@ -650,7 +650,7 @@
                 <w:sz w:val="20"/>
                 <w:szCs w:val="20"/>
               </w:rPr>
-              <w:t xml:space="preserve">0.2793</w:t>
+              <w:t xml:space="preserve">0.5417</w:t>
             </w:r>
           </w:p>
         </w:tc>
@@ -710,7 +710,7 @@
                 <w:sz w:val="20"/>
                 <w:szCs w:val="20"/>
               </w:rPr>
-              <w:t xml:space="preserve">0.2975</w:t>
+              <w:t xml:space="preserve">0.5614</w:t>
             </w:r>
           </w:p>
         </w:tc>
@@ -770,7 +770,7 @@
                 <w:sz w:val="20"/>
                 <w:szCs w:val="20"/>
               </w:rPr>
-              <w:t xml:space="preserve">0.3827</w:t>
+              <w:t xml:space="preserve">0.642</w:t>
             </w:r>
           </w:p>
         </w:tc>
@@ -796,7 +796,7 @@
           <w:sz w:val="24"/>
           <w:szCs w:val="24"/>
         </w:rPr>
-        <w:t xml:space="preserve">Interpretación honesta del resultado</w:t>
+        <w:t xml:space="preserve">Interpretación honesta del resultado: antes y después de ampliar el corpus</w:t>
       </w:r>
     </w:p>
     <w:p>
@@ -810,7 +810,404 @@
           <w:sz w:val="22"/>
           <w:szCs w:val="22"/>
         </w:rPr>
-        <w:t xml:space="preserve">El F1-macro obtenido (0.2975) está muy por debajo de la meta del protocolo (F1 ≥ 0.85). Esto es un resultado real y esperado dado que el corpus actual es un corpus de arranque: solo 2 grupos de paráfrasis por intención (≈3 ejemplos de entrenamiento por intención en promedio), insuficiente para que un clasificador aprenda a distinguir 54 categorías. Este hallazgo valida precisamente la limitación ya documentada en la Sección 2.4 del protocolo: antes del entrenamiento final se requiere ampliar el corpus con más ejemplos reales por intención (contrastados con el TUPA oficial de la MPSR). El pipeline de extracción de características, entrenamiento, selección por validación y evaluación en test — que es lo que este curso pide demostrar — funciona correctamente de principio a fin.</w:t>
+        <w:t xml:space="preserve">Para validar la hipótesis de que el tamaño del corpus era la causa del bajo desempeño, se repitió exactamente el mismo experimento (mismo pipeline, mismo seed) después de ampliar el corpus de 2 a 4 grupos de paráfrasis por intención (324 → 648 utterances), con una partición corregida para asignar más ejemplos a entrenamiento por intención:</w:t>
+      </w:r>
+    </w:p>
+    <w:tbl>
+      <w:tblPr>
+        <w:tblW w:type="dxa" w:w="6600"/>
+        <w:tblBorders>
+          <w:top w:val="single" w:color="auto" w:sz="4"/>
+          <w:left w:val="single" w:color="auto" w:sz="4"/>
+          <w:bottom w:val="single" w:color="auto" w:sz="4"/>
+          <w:right w:val="single" w:color="auto" w:sz="4"/>
+          <w:insideH w:val="single" w:color="auto" w:sz="4"/>
+          <w:insideV w:val="single" w:color="auto" w:sz="4"/>
+        </w:tblBorders>
+      </w:tblPr>
+      <w:tblGrid>
+        <w:gridCol w:w="2000"/>
+        <w:gridCol w:w="2300"/>
+        <w:gridCol w:w="2300"/>
+      </w:tblGrid>
+      <w:tr>
+        <w:trPr>
+          <w:tblHeader/>
+        </w:trPr>
+        <w:tc>
+          <w:tcPr>
+            <w:tcW w:type="dxa" w:w="2000"/>
+            <w:shd w:fill="404040" w:val="clear"/>
+            <w:tcMar>
+              <w:top w:type="dxa" w:w="60"/>
+              <w:left w:type="dxa" w:w="80"/>
+              <w:bottom w:type="dxa" w:w="60"/>
+              <w:right w:type="dxa" w:w="80"/>
+            </w:tcMar>
+            <w:vAlign w:val="center"/>
+          </w:tcPr>
+          <w:p>
+            <w:pPr>
+              <w:jc w:val="center"/>
+            </w:pPr>
+            <w:r>
+              <w:rPr>
+                <w:rFonts w:ascii="Times New Roman" w:cs="Times New Roman" w:eastAsia="Times New Roman" w:hAnsi="Times New Roman"/>
+                <w:b/>
+                <w:bCs/>
+                <w:color w:val="FFFFFF"/>
+                <w:sz w:val="20"/>
+                <w:szCs w:val="20"/>
+              </w:rPr>
+              <w:t xml:space="preserve">Métrica</w:t>
+            </w:r>
+          </w:p>
+        </w:tc>
+        <w:tc>
+          <w:tcPr>
+            <w:tcW w:type="dxa" w:w="2300"/>
+            <w:shd w:fill="404040" w:val="clear"/>
+            <w:tcMar>
+              <w:top w:type="dxa" w:w="60"/>
+              <w:left w:type="dxa" w:w="80"/>
+              <w:bottom w:type="dxa" w:w="60"/>
+              <w:right w:type="dxa" w:w="80"/>
+            </w:tcMar>
+            <w:vAlign w:val="center"/>
+          </w:tcPr>
+          <w:p>
+            <w:pPr>
+              <w:jc w:val="center"/>
+            </w:pPr>
+            <w:r>
+              <w:rPr>
+                <w:rFonts w:ascii="Times New Roman" w:cs="Times New Roman" w:eastAsia="Times New Roman" w:hAnsi="Times New Roman"/>
+                <w:b/>
+                <w:bCs/>
+                <w:color w:val="FFFFFF"/>
+                <w:sz w:val="20"/>
+                <w:szCs w:val="20"/>
+              </w:rPr>
+              <w:t xml:space="preserve">Corpus inicial (324 utt., ~3 ej./intención en train)</w:t>
+            </w:r>
+          </w:p>
+        </w:tc>
+        <w:tc>
+          <w:tcPr>
+            <w:tcW w:type="dxa" w:w="2300"/>
+            <w:shd w:fill="404040" w:val="clear"/>
+            <w:tcMar>
+              <w:top w:type="dxa" w:w="60"/>
+              <w:left w:type="dxa" w:w="80"/>
+              <w:bottom w:type="dxa" w:w="60"/>
+              <w:right w:type="dxa" w:w="80"/>
+            </w:tcMar>
+            <w:vAlign w:val="center"/>
+          </w:tcPr>
+          <w:p>
+            <w:pPr>
+              <w:jc w:val="center"/>
+            </w:pPr>
+            <w:r>
+              <w:rPr>
+                <w:rFonts w:ascii="Times New Roman" w:cs="Times New Roman" w:eastAsia="Times New Roman" w:hAnsi="Times New Roman"/>
+                <w:b/>
+                <w:bCs/>
+                <w:color w:val="FFFFFF"/>
+                <w:sz w:val="20"/>
+                <w:szCs w:val="20"/>
+              </w:rPr>
+              <w:t xml:space="preserve">Corpus ampliado (648 utt., ~9 ej./intención en train)</w:t>
+            </w:r>
+          </w:p>
+        </w:tc>
+      </w:tr>
+      <w:tr>
+        <w:tc>
+          <w:tcPr>
+            <w:tcW w:type="dxa" w:w="2000"/>
+            <w:shd w:fill="FFFFFF" w:val="clear"/>
+            <w:tcMar>
+              <w:top w:type="dxa" w:w="60"/>
+              <w:left w:type="dxa" w:w="80"/>
+              <w:bottom w:type="dxa" w:w="60"/>
+              <w:right w:type="dxa" w:w="80"/>
+            </w:tcMar>
+            <w:vAlign w:val="center"/>
+          </w:tcPr>
+          <w:p>
+            <w:pPr>
+              <w:jc w:val="left"/>
+            </w:pPr>
+            <w:r>
+              <w:rPr>
+                <w:rFonts w:ascii="Times New Roman" w:cs="Times New Roman" w:eastAsia="Times New Roman" w:hAnsi="Times New Roman"/>
+                <w:b/>
+                <w:bCs/>
+                <w:color w:val="000000"/>
+                <w:sz w:val="20"/>
+                <w:szCs w:val="20"/>
+              </w:rPr>
+              <w:t xml:space="preserve">F1 macro</w:t>
+            </w:r>
+          </w:p>
+        </w:tc>
+        <w:tc>
+          <w:tcPr>
+            <w:tcW w:type="dxa" w:w="2300"/>
+            <w:shd w:fill="FFFFFF" w:val="clear"/>
+            <w:tcMar>
+              <w:top w:type="dxa" w:w="60"/>
+              <w:left w:type="dxa" w:w="80"/>
+              <w:bottom w:type="dxa" w:w="60"/>
+              <w:right w:type="dxa" w:w="80"/>
+            </w:tcMar>
+            <w:vAlign w:val="center"/>
+          </w:tcPr>
+          <w:p>
+            <w:pPr>
+              <w:jc w:val="center"/>
+            </w:pPr>
+            <w:r>
+              <w:rPr>
+                <w:rFonts w:ascii="Times New Roman" w:cs="Times New Roman" w:eastAsia="Times New Roman" w:hAnsi="Times New Roman"/>
+                <w:b w:val="false"/>
+                <w:bCs w:val="false"/>
+                <w:color w:val="000000"/>
+                <w:sz w:val="20"/>
+                <w:szCs w:val="20"/>
+              </w:rPr>
+              <w:t xml:space="preserve">0.2975</w:t>
+            </w:r>
+          </w:p>
+        </w:tc>
+        <w:tc>
+          <w:tcPr>
+            <w:tcW w:type="dxa" w:w="2300"/>
+            <w:shd w:fill="FFFFFF" w:val="clear"/>
+            <w:tcMar>
+              <w:top w:type="dxa" w:w="60"/>
+              <w:left w:type="dxa" w:w="80"/>
+              <w:bottom w:type="dxa" w:w="60"/>
+              <w:right w:type="dxa" w:w="80"/>
+            </w:tcMar>
+            <w:vAlign w:val="center"/>
+          </w:tcPr>
+          <w:p>
+            <w:pPr>
+              <w:jc w:val="center"/>
+            </w:pPr>
+            <w:r>
+              <w:rPr>
+                <w:rFonts w:ascii="Times New Roman" w:cs="Times New Roman" w:eastAsia="Times New Roman" w:hAnsi="Times New Roman"/>
+                <w:b/>
+                <w:bCs/>
+                <w:color w:val="006100"/>
+                <w:sz w:val="20"/>
+                <w:szCs w:val="20"/>
+              </w:rPr>
+              <w:t xml:space="preserve">0.5614</w:t>
+            </w:r>
+          </w:p>
+        </w:tc>
+      </w:tr>
+      <w:tr>
+        <w:tc>
+          <w:tcPr>
+            <w:tcW w:type="dxa" w:w="2000"/>
+            <w:shd w:fill="F2F2F2" w:val="clear"/>
+            <w:tcMar>
+              <w:top w:type="dxa" w:w="60"/>
+              <w:left w:type="dxa" w:w="80"/>
+              <w:bottom w:type="dxa" w:w="60"/>
+              <w:right w:type="dxa" w:w="80"/>
+            </w:tcMar>
+            <w:vAlign w:val="center"/>
+          </w:tcPr>
+          <w:p>
+            <w:pPr>
+              <w:jc w:val="left"/>
+            </w:pPr>
+            <w:r>
+              <w:rPr>
+                <w:rFonts w:ascii="Times New Roman" w:cs="Times New Roman" w:eastAsia="Times New Roman" w:hAnsi="Times New Roman"/>
+                <w:b/>
+                <w:bCs/>
+                <w:color w:val="000000"/>
+                <w:sz w:val="20"/>
+                <w:szCs w:val="20"/>
+              </w:rPr>
+              <w:t xml:space="preserve">Accuracy</w:t>
+            </w:r>
+          </w:p>
+        </w:tc>
+        <w:tc>
+          <w:tcPr>
+            <w:tcW w:type="dxa" w:w="2300"/>
+            <w:shd w:fill="F2F2F2" w:val="clear"/>
+            <w:tcMar>
+              <w:top w:type="dxa" w:w="60"/>
+              <w:left w:type="dxa" w:w="80"/>
+              <w:bottom w:type="dxa" w:w="60"/>
+              <w:right w:type="dxa" w:w="80"/>
+            </w:tcMar>
+            <w:vAlign w:val="center"/>
+          </w:tcPr>
+          <w:p>
+            <w:pPr>
+              <w:jc w:val="center"/>
+            </w:pPr>
+            <w:r>
+              <w:rPr>
+                <w:rFonts w:ascii="Times New Roman" w:cs="Times New Roman" w:eastAsia="Times New Roman" w:hAnsi="Times New Roman"/>
+                <w:b w:val="false"/>
+                <w:bCs w:val="false"/>
+                <w:color w:val="000000"/>
+                <w:sz w:val="20"/>
+                <w:szCs w:val="20"/>
+              </w:rPr>
+              <w:t xml:space="preserve">0.3827</w:t>
+            </w:r>
+          </w:p>
+        </w:tc>
+        <w:tc>
+          <w:tcPr>
+            <w:tcW w:type="dxa" w:w="2300"/>
+            <w:shd w:fill="F2F2F2" w:val="clear"/>
+            <w:tcMar>
+              <w:top w:type="dxa" w:w="60"/>
+              <w:left w:type="dxa" w:w="80"/>
+              <w:bottom w:type="dxa" w:w="60"/>
+              <w:right w:type="dxa" w:w="80"/>
+            </w:tcMar>
+            <w:vAlign w:val="center"/>
+          </w:tcPr>
+          <w:p>
+            <w:pPr>
+              <w:jc w:val="center"/>
+            </w:pPr>
+            <w:r>
+              <w:rPr>
+                <w:rFonts w:ascii="Times New Roman" w:cs="Times New Roman" w:eastAsia="Times New Roman" w:hAnsi="Times New Roman"/>
+                <w:b/>
+                <w:bCs/>
+                <w:color w:val="006100"/>
+                <w:sz w:val="20"/>
+                <w:szCs w:val="20"/>
+              </w:rPr>
+              <w:t xml:space="preserve">0.642</w:t>
+            </w:r>
+          </w:p>
+        </w:tc>
+      </w:tr>
+      <w:tr>
+        <w:tc>
+          <w:tcPr>
+            <w:tcW w:type="dxa" w:w="2000"/>
+            <w:shd w:fill="FFFFFF" w:val="clear"/>
+            <w:tcMar>
+              <w:top w:type="dxa" w:w="60"/>
+              <w:left w:type="dxa" w:w="80"/>
+              <w:bottom w:type="dxa" w:w="60"/>
+              <w:right w:type="dxa" w:w="80"/>
+            </w:tcMar>
+            <w:vAlign w:val="center"/>
+          </w:tcPr>
+          <w:p>
+            <w:pPr>
+              <w:jc w:val="left"/>
+            </w:pPr>
+            <w:r>
+              <w:rPr>
+                <w:rFonts w:ascii="Times New Roman" w:cs="Times New Roman" w:eastAsia="Times New Roman" w:hAnsi="Times New Roman"/>
+                <w:b/>
+                <w:bCs/>
+                <w:color w:val="000000"/>
+                <w:sz w:val="20"/>
+                <w:szCs w:val="20"/>
+              </w:rPr>
+              <w:t xml:space="preserve">Balanced Accuracy</w:t>
+            </w:r>
+          </w:p>
+        </w:tc>
+        <w:tc>
+          <w:tcPr>
+            <w:tcW w:type="dxa" w:w="2300"/>
+            <w:shd w:fill="FFFFFF" w:val="clear"/>
+            <w:tcMar>
+              <w:top w:type="dxa" w:w="60"/>
+              <w:left w:type="dxa" w:w="80"/>
+              <w:bottom w:type="dxa" w:w="60"/>
+              <w:right w:type="dxa" w:w="80"/>
+            </w:tcMar>
+            <w:vAlign w:val="center"/>
+          </w:tcPr>
+          <w:p>
+            <w:pPr>
+              <w:jc w:val="center"/>
+            </w:pPr>
+            <w:r>
+              <w:rPr>
+                <w:rFonts w:ascii="Times New Roman" w:cs="Times New Roman" w:eastAsia="Times New Roman" w:hAnsi="Times New Roman"/>
+                <w:b w:val="false"/>
+                <w:bCs w:val="false"/>
+                <w:color w:val="000000"/>
+                <w:sz w:val="20"/>
+                <w:szCs w:val="20"/>
+              </w:rPr>
+              <w:t xml:space="preserve">0.3827</w:t>
+            </w:r>
+          </w:p>
+        </w:tc>
+        <w:tc>
+          <w:tcPr>
+            <w:tcW w:type="dxa" w:w="2300"/>
+            <w:shd w:fill="FFFFFF" w:val="clear"/>
+            <w:tcMar>
+              <w:top w:type="dxa" w:w="60"/>
+              <w:left w:type="dxa" w:w="80"/>
+              <w:bottom w:type="dxa" w:w="60"/>
+              <w:right w:type="dxa" w:w="80"/>
+            </w:tcMar>
+            <w:vAlign w:val="center"/>
+          </w:tcPr>
+          <w:p>
+            <w:pPr>
+              <w:jc w:val="center"/>
+            </w:pPr>
+            <w:r>
+              <w:rPr>
+                <w:rFonts w:ascii="Times New Roman" w:cs="Times New Roman" w:eastAsia="Times New Roman" w:hAnsi="Times New Roman"/>
+                <w:b/>
+                <w:bCs/>
+                <w:color w:val="006100"/>
+                <w:sz w:val="20"/>
+                <w:szCs w:val="20"/>
+              </w:rPr>
+              <w:t xml:space="preserve">0.642</w:t>
+            </w:r>
+          </w:p>
+        </w:tc>
+      </w:tr>
+    </w:tbl>
+    <w:p>
+      <w:r>
+        <w:br/>
+        <w:t xml:space="preserve"/>
+      </w:r>
+    </w:p>
+    <w:p>
+      <w:pPr>
+        <w:spacing w:after="160" w:line="360" w:lineRule="auto"/>
+      </w:pPr>
+      <w:r>
+        <w:rPr>
+          <w:rFonts w:ascii="Times New Roman" w:cs="Times New Roman" w:eastAsia="Times New Roman" w:hAnsi="Times New Roman"/>
+          <w:color w:val="000000"/>
+          <w:sz w:val="22"/>
+          <w:szCs w:val="22"/>
+        </w:rPr>
+        <w:t xml:space="preserve">El F1-macro casi se duplicó (0.30 → 0.5614) solo por ampliar el corpus, sin cambiar el modelo ni los hiperparámetros — confirmando empíricamente que el tamaño del corpus, y no el método, era el factor limitante. El valor sigue por debajo de la meta del protocolo (F1 ≥ 0.85), lo cual es consistente con que 648 utterances para 54 intenciones sigue siendo un corpus de arranque: antes del entrenamiento final se requiere ampliarlo más y contrastarlo con el TUPA oficial de la MPSR. El pipeline de extracción de características, entrenamiento, selección por validación y evaluación en test — que es lo que este curso pide demostrar — funciona correctamente de principio a fin, y además demuestra su utilidad real para diagnosticar y corregir el proyecto.</w:t>
       </w:r>
     </w:p>
     <w:p>
